--- a/Contextual_Video_Upscaling_Documentation.docx
+++ b/Contextual_Video_Upscaling_Documentation.docx
@@ -2281,16 +2281,6 @@
     </w:tbl>
     <w:p>
       <w:pPr>
-        <w:spacing w:after="200"/>
-      </w:pPr>
-    </w:p>
-    <w:p>
-      <w:r>
-        <w:br w:type="page"/>
-      </w:r>
-    </w:p>
-    <w:p>
-      <w:pPr>
         <w:pStyle w:val="Heading1"/>
         <w:pBdr>
           <w:bottom w:val="single" w:sz="4" w:space="1" w:color="2E75B6"/>
@@ -4792,31 +4782,6 @@
     </w:p>
     <w:p>
       <w:pPr>
-        <w:spacing w:after="60"/>
-      </w:pPr>
-    </w:p>
-    <w:p>
-      <w:pPr>
-        <w:pBdr>
-          <w:left w:val="single" w:sz="12" w:space="4" w:color="2E75B6"/>
-        </w:pBdr>
-        <w:shd w:val="clear" w:color="auto" w:fill="D6E4F7"/>
-        <w:spacing w:before="80" w:after="80"/>
-        <w:ind w:left="180"/>
-      </w:pPr>
-      <w:r>
-        <w:rPr>
-          <w:i/>
-          <w:iCs/>
-          <w:color w:val="2E75B6"/>
-          <w:sz w:val="20"/>
-          <w:szCs w:val="20"/>
-        </w:rPr>
-        <w:t xml:space="preserve">  User Confirmation Gate: the GIF is shown to the user for approval before any data is sent to the cloud. This is a key patent feature that prevents unnecessary cloud compute.</w:t>
-      </w:r>
-    </w:p>
-    <w:p>
-      <w:pPr>
         <w:spacing w:after="200"/>
       </w:pPr>
     </w:p>
@@ -4951,7 +4916,6 @@
         <w:spacing w:before="40" w:after="80"/>
       </w:pPr>
       <w:r>
-        <w:lastRenderedPageBreak/>
         <w:t>Generates a SHA-256 integrity token for each frame (frame bytes + device key), stored on-device only. Clean pixel data is sent to the cloud unchanged. This is the same approach as the previous script: anonymization is at the channel/metadata level, not pixel distortion, to preserve CNN input quality.</w:t>
       </w:r>
     </w:p>
@@ -8446,53 +8410,6 @@
     </w:p>
     <w:p>
       <w:pPr>
-        <w:spacing w:after="60"/>
-      </w:pPr>
-    </w:p>
-    <w:p>
-      <w:pPr>
-        <w:pBdr>
-          <w:left w:val="single" w:sz="12" w:space="4" w:color="2E75B6"/>
-        </w:pBdr>
-        <w:shd w:val="clear" w:color="auto" w:fill="D6E4F7"/>
-        <w:spacing w:before="80" w:after="80"/>
-        <w:ind w:left="180"/>
-      </w:pPr>
-      <w:r>
-        <w:rPr>
-          <w:i/>
-          <w:iCs/>
-          <w:color w:val="2E75B6"/>
-          <w:sz w:val="20"/>
-          <w:szCs w:val="20"/>
-        </w:rPr>
-        <w:t xml:space="preserve">  This image is a diagnostic tool. Show it to your colleague to demonstrate what motion the algorithm detected — moving objects appear as </w:t>
-      </w:r>
-      <w:proofErr w:type="spellStart"/>
-      <w:r>
-        <w:rPr>
-          <w:i/>
-          <w:iCs/>
-          <w:color w:val="2E75B6"/>
-          <w:sz w:val="20"/>
-          <w:szCs w:val="20"/>
-        </w:rPr>
-        <w:t>colored</w:t>
-      </w:r>
-      <w:proofErr w:type="spellEnd"/>
-      <w:r>
-        <w:rPr>
-          <w:i/>
-          <w:iCs/>
-          <w:color w:val="2E75B6"/>
-          <w:sz w:val="20"/>
-          <w:szCs w:val="20"/>
-        </w:rPr>
-        <w:t xml:space="preserve"> regions, static background appears dark.</w:t>
-      </w:r>
-    </w:p>
-    <w:p>
-      <w:pPr>
         <w:spacing w:after="200"/>
       </w:pPr>
     </w:p>
@@ -11942,31 +11859,6 @@
         <w:t>upscaler</w:t>
       </w:r>
       <w:proofErr w:type="spellEnd"/>
-    </w:p>
-    <w:p>
-      <w:pPr>
-        <w:spacing w:after="80"/>
-      </w:pPr>
-    </w:p>
-    <w:p>
-      <w:pPr>
-        <w:pBdr>
-          <w:left w:val="single" w:sz="12" w:space="4" w:color="2E75B6"/>
-        </w:pBdr>
-        <w:shd w:val="clear" w:color="auto" w:fill="D6E4F7"/>
-        <w:spacing w:before="80" w:after="80"/>
-        <w:ind w:left="180"/>
-      </w:pPr>
-      <w:r>
-        <w:rPr>
-          <w:i/>
-          <w:iCs/>
-          <w:color w:val="2E75B6"/>
-          <w:sz w:val="20"/>
-          <w:szCs w:val="20"/>
-        </w:rPr>
-        <w:t xml:space="preserve">  Claim language suggestion: "...wherein the cloud processing module applies a contextual video super-resolution method, such as temporal frame fusion using optical flow alignment as described in US9235874B2, to reconstruct high-resolution frames from the anonymized low-resolution video sequence..."</w:t>
-      </w:r>
     </w:p>
     <w:p>
       <w:pPr>
